--- a/ressources/documentation.docx
+++ b/ressources/documentation.docx
@@ -7,6 +7,95 @@
         <w:rPr>
           <w:b/>
           <w:bCs/>
+          <w:lang w:val="fr-FR"/>
+        </w:rPr>
+      </w:pPr>
+      <w:r>
+        <w:rPr>
+          <w:b/>
+          <w:bCs/>
+          <w:lang w:val="fr-FR"/>
+        </w:rPr>
+        <w:t xml:space="preserve">Projet </w:t>
+      </w:r>
+      <w:proofErr w:type="spellStart"/>
+      <w:r>
+        <w:rPr>
+          <w:b/>
+          <w:bCs/>
+          <w:lang w:val="fr-FR"/>
+        </w:rPr>
+        <w:t>optimisatin</w:t>
+      </w:r>
+      <w:proofErr w:type="spellEnd"/>
+      <w:r>
+        <w:rPr>
+          <w:b/>
+          <w:bCs/>
+          <w:lang w:val="fr-FR"/>
+        </w:rPr>
+        <w:t xml:space="preserve"> et convexité : optimisation du placement des antennes pour une distribution </w:t>
+      </w:r>
+      <w:r>
+        <w:rPr>
+          <w:b/>
+          <w:bCs/>
+          <w:lang w:val="fr-FR"/>
+        </w:rPr>
+        <w:t xml:space="preserve">efficace du </w:t>
+      </w:r>
+      <w:proofErr w:type="spellStart"/>
+      <w:r>
+        <w:rPr>
+          <w:b/>
+          <w:bCs/>
+          <w:lang w:val="fr-FR"/>
+        </w:rPr>
+        <w:t>reseau</w:t>
+      </w:r>
+      <w:proofErr w:type="spellEnd"/>
+      <w:r>
+        <w:rPr>
+          <w:b/>
+          <w:bCs/>
+          <w:lang w:val="fr-FR"/>
+        </w:rPr>
+        <w:t xml:space="preserve"> : cas du </w:t>
+      </w:r>
+      <w:proofErr w:type="spellStart"/>
+      <w:r>
+        <w:rPr>
+          <w:b/>
+          <w:bCs/>
+          <w:lang w:val="fr-FR"/>
+        </w:rPr>
+        <w:t>senegal</w:t>
+      </w:r>
+      <w:proofErr w:type="spellEnd"/>
+    </w:p>
+    <w:p>
+      <w:pPr>
+        <w:rPr>
+          <w:b/>
+          <w:bCs/>
+          <w:lang w:val="fr-FR"/>
+        </w:rPr>
+      </w:pPr>
+    </w:p>
+    <w:p>
+      <w:pPr>
+        <w:rPr>
+          <w:b/>
+          <w:bCs/>
+          <w:lang w:val="fr-FR"/>
+        </w:rPr>
+      </w:pPr>
+    </w:p>
+    <w:p>
+      <w:pPr>
+        <w:rPr>
+          <w:b/>
+          <w:bCs/>
         </w:rPr>
       </w:pPr>
       <w:r>
@@ -79,1328 +168,6 @@
         </w:rPr>
         <w:t xml:space="preserve"> </w:t>
       </w:r>
-    </w:p>
-    <w:p>
-      <w:pPr>
-        <w:rPr>
-          <w:b/>
-          <w:bCs/>
-          <w:lang w:val="fr-FR"/>
-        </w:rPr>
-      </w:pPr>
-      <w:r>
-        <w:rPr>
-          <w:b/>
-          <w:bCs/>
-          <w:lang w:val="fr-FR"/>
-        </w:rPr>
-        <w:t xml:space="preserve">Chaque mercredi </w:t>
-      </w:r>
-      <w:r>
-        <w:rPr>
-          <w:b/>
-          <w:bCs/>
-          <w:lang w:val="fr-FR"/>
-        </w:rPr>
-        <w:t>on travaille s</w:t>
-      </w:r>
-      <w:r>
-        <w:rPr>
-          <w:b/>
-          <w:bCs/>
-          <w:lang w:val="fr-FR"/>
-        </w:rPr>
-        <w:t xml:space="preserve">ur </w:t>
-      </w:r>
-      <w:proofErr w:type="gramStart"/>
-      <w:r>
-        <w:rPr>
-          <w:b/>
-          <w:bCs/>
-          <w:lang w:val="fr-FR"/>
-        </w:rPr>
-        <w:t>ca</w:t>
-      </w:r>
-      <w:proofErr w:type="gramEnd"/>
-      <w:r>
-        <w:rPr>
-          <w:b/>
-          <w:bCs/>
-          <w:lang w:val="fr-FR"/>
-        </w:rPr>
-        <w:t xml:space="preserve"> </w:t>
-      </w:r>
-      <w:proofErr w:type="spellStart"/>
-      <w:r>
-        <w:rPr>
-          <w:b/>
-          <w:bCs/>
-          <w:lang w:val="fr-FR"/>
-        </w:rPr>
-        <w:t>a</w:t>
-      </w:r>
-      <w:proofErr w:type="spellEnd"/>
-      <w:r>
-        <w:rPr>
-          <w:b/>
-          <w:bCs/>
-          <w:lang w:val="fr-FR"/>
-        </w:rPr>
-        <w:t xml:space="preserve"> 13h ou 13h30</w:t>
-      </w:r>
-    </w:p>
-    <w:p>
-      <w:pPr>
-        <w:rPr>
-          <w:b/>
-          <w:bCs/>
-          <w:lang w:val="fr-FR"/>
-        </w:rPr>
-      </w:pPr>
-      <w:r>
-        <w:rPr>
-          <w:b/>
-          <w:bCs/>
-          <w:lang w:val="fr-FR"/>
-        </w:rPr>
-        <w:t xml:space="preserve">Partie </w:t>
-      </w:r>
-      <w:proofErr w:type="spellStart"/>
-      <w:r>
-        <w:rPr>
-          <w:b/>
-          <w:bCs/>
-          <w:lang w:val="fr-FR"/>
-        </w:rPr>
-        <w:t>theorique</w:t>
-      </w:r>
-      <w:proofErr w:type="spellEnd"/>
-      <w:r>
-        <w:rPr>
-          <w:b/>
-          <w:bCs/>
-          <w:lang w:val="fr-FR"/>
-        </w:rPr>
-        <w:t xml:space="preserve"> : deux semaines pour terminer : </w:t>
-      </w:r>
-      <w:proofErr w:type="gramStart"/>
-      <w:r>
-        <w:rPr>
-          <w:b/>
-          <w:bCs/>
-          <w:lang w:val="fr-FR"/>
-        </w:rPr>
-        <w:t>a</w:t>
-      </w:r>
-      <w:proofErr w:type="gramEnd"/>
-      <w:r>
-        <w:rPr>
-          <w:b/>
-          <w:bCs/>
-          <w:lang w:val="fr-FR"/>
-        </w:rPr>
-        <w:t xml:space="preserve"> finir avant le 8 juin </w:t>
-      </w:r>
-    </w:p>
-    <w:p>
-      <w:pPr>
-        <w:numPr>
-          <w:ilvl w:val="0"/>
-          <w:numId w:val="7"/>
-        </w:numPr>
-        <w:rPr>
-          <w:b/>
-          <w:bCs/>
-          <w:lang w:val="fr-FR"/>
-        </w:rPr>
-      </w:pPr>
-      <w:r>
-        <w:rPr>
-          <w:b/>
-          <w:bCs/>
-          <w:lang w:val="fr-FR"/>
-        </w:rPr>
-        <w:t>Introduction</w:t>
-      </w:r>
-    </w:p>
-    <w:p>
-      <w:pPr>
-        <w:numPr>
-          <w:ilvl w:val="1"/>
-          <w:numId w:val="7"/>
-        </w:numPr>
-        <w:rPr>
-          <w:b/>
-          <w:bCs/>
-          <w:lang w:val="fr-FR"/>
-        </w:rPr>
-      </w:pPr>
-      <w:r>
-        <w:rPr>
-          <w:b/>
-          <w:bCs/>
-          <w:lang w:val="fr-FR"/>
-        </w:rPr>
-        <w:t>Contexte général (télécommunications au Sénégal)</w:t>
-      </w:r>
-    </w:p>
-    <w:p>
-      <w:pPr>
-        <w:numPr>
-          <w:ilvl w:val="1"/>
-          <w:numId w:val="7"/>
-        </w:numPr>
-        <w:rPr>
-          <w:b/>
-          <w:bCs/>
-          <w:lang w:val="fr-FR"/>
-        </w:rPr>
-      </w:pPr>
-      <w:r>
-        <w:rPr>
-          <w:b/>
-          <w:bCs/>
-          <w:lang w:val="fr-FR"/>
-        </w:rPr>
-        <w:t>Problématique de la couverture réseau</w:t>
-      </w:r>
-    </w:p>
-    <w:p>
-      <w:pPr>
-        <w:numPr>
-          <w:ilvl w:val="1"/>
-          <w:numId w:val="7"/>
-        </w:numPr>
-        <w:rPr>
-          <w:b/>
-          <w:bCs/>
-          <w:lang w:val="fr-FR"/>
-        </w:rPr>
-      </w:pPr>
-      <w:r>
-        <w:rPr>
-          <w:b/>
-          <w:bCs/>
-          <w:lang w:val="fr-FR"/>
-        </w:rPr>
-        <w:t>Objectifs du projet</w:t>
-      </w:r>
-    </w:p>
-    <w:p>
-      <w:pPr>
-        <w:numPr>
-          <w:ilvl w:val="1"/>
-          <w:numId w:val="7"/>
-        </w:numPr>
-        <w:rPr>
-          <w:b/>
-          <w:bCs/>
-          <w:lang w:val="fr-FR"/>
-        </w:rPr>
-      </w:pPr>
-      <w:r>
-        <w:rPr>
-          <w:b/>
-          <w:bCs/>
-          <w:lang w:val="fr-FR"/>
-        </w:rPr>
-        <w:t>Méthodologie adoptée</w:t>
-      </w:r>
-    </w:p>
-    <w:p>
-      <w:pPr>
-        <w:numPr>
-          <w:ilvl w:val="0"/>
-          <w:numId w:val="7"/>
-        </w:numPr>
-        <w:rPr>
-          <w:b/>
-          <w:bCs/>
-          <w:lang w:val="fr-FR"/>
-        </w:rPr>
-      </w:pPr>
-      <w:r>
-        <w:rPr>
-          <w:b/>
-          <w:bCs/>
-          <w:lang w:val="fr-FR"/>
-        </w:rPr>
-        <w:t>État de l’art</w:t>
-      </w:r>
-    </w:p>
-    <w:p>
-      <w:pPr>
-        <w:numPr>
-          <w:ilvl w:val="1"/>
-          <w:numId w:val="7"/>
-        </w:numPr>
-        <w:rPr>
-          <w:b/>
-          <w:bCs/>
-          <w:lang w:val="fr-FR"/>
-        </w:rPr>
-      </w:pPr>
-      <w:r>
-        <w:rPr>
-          <w:b/>
-          <w:bCs/>
-          <w:lang w:val="fr-FR"/>
-        </w:rPr>
-        <w:t>Architecture des réseaux mobiles</w:t>
-      </w:r>
-    </w:p>
-    <w:p>
-      <w:pPr>
-        <w:numPr>
-          <w:ilvl w:val="1"/>
-          <w:numId w:val="7"/>
-        </w:numPr>
-        <w:rPr>
-          <w:b/>
-          <w:bCs/>
-          <w:lang w:val="fr-FR"/>
-        </w:rPr>
-      </w:pPr>
-      <w:r>
-        <w:rPr>
-          <w:b/>
-          <w:bCs/>
-          <w:lang w:val="fr-FR"/>
-        </w:rPr>
-        <w:t>Contraintes liées au placement des antennes</w:t>
-      </w:r>
-    </w:p>
-    <w:p>
-      <w:pPr>
-        <w:numPr>
-          <w:ilvl w:val="1"/>
-          <w:numId w:val="7"/>
-        </w:numPr>
-        <w:rPr>
-          <w:b/>
-          <w:bCs/>
-          <w:lang w:val="fr-FR"/>
-        </w:rPr>
-      </w:pPr>
-      <w:r>
-        <w:rPr>
-          <w:b/>
-          <w:bCs/>
-          <w:lang w:val="fr-FR"/>
-        </w:rPr>
-        <w:t>Techniques d’optimisation utilisées dans la littérature</w:t>
-      </w:r>
-    </w:p>
-    <w:p>
-      <w:pPr>
-        <w:numPr>
-          <w:ilvl w:val="1"/>
-          <w:numId w:val="7"/>
-        </w:numPr>
-        <w:rPr>
-          <w:b/>
-          <w:bCs/>
-          <w:lang w:val="fr-FR"/>
-        </w:rPr>
-      </w:pPr>
-      <w:r>
-        <w:rPr>
-          <w:b/>
-          <w:bCs/>
-          <w:lang w:val="fr-FR"/>
-        </w:rPr>
-        <w:t>Travaux similaires en Afrique et dans le monde</w:t>
-      </w:r>
-    </w:p>
-    <w:p>
-      <w:pPr>
-        <w:numPr>
-          <w:ilvl w:val="0"/>
-          <w:numId w:val="7"/>
-        </w:numPr>
-        <w:rPr>
-          <w:b/>
-          <w:bCs/>
-          <w:lang w:val="fr-FR"/>
-        </w:rPr>
-      </w:pPr>
-      <w:r>
-        <w:rPr>
-          <w:b/>
-          <w:bCs/>
-          <w:lang w:val="fr-FR"/>
-        </w:rPr>
-        <w:t>Modélisation du problème</w:t>
-      </w:r>
-    </w:p>
-    <w:p>
-      <w:pPr>
-        <w:numPr>
-          <w:ilvl w:val="1"/>
-          <w:numId w:val="7"/>
-        </w:numPr>
-        <w:rPr>
-          <w:b/>
-          <w:bCs/>
-          <w:lang w:val="fr-FR"/>
-        </w:rPr>
-      </w:pPr>
-      <w:r>
-        <w:rPr>
-          <w:b/>
-          <w:bCs/>
-          <w:lang w:val="fr-FR"/>
-        </w:rPr>
-        <w:t>Définition du territoire d’étude</w:t>
-      </w:r>
-    </w:p>
-    <w:p>
-      <w:pPr>
-        <w:numPr>
-          <w:ilvl w:val="1"/>
-          <w:numId w:val="7"/>
-        </w:numPr>
-        <w:rPr>
-          <w:b/>
-          <w:bCs/>
-          <w:lang w:val="fr-FR"/>
-        </w:rPr>
-      </w:pPr>
-      <w:r>
-        <w:rPr>
-          <w:b/>
-          <w:bCs/>
-          <w:lang w:val="fr-FR"/>
-        </w:rPr>
-        <w:t>Paramètres du modèle (zones à couvrir, coûts, interférences, etc.)</w:t>
-      </w:r>
-    </w:p>
-    <w:p>
-      <w:pPr>
-        <w:numPr>
-          <w:ilvl w:val="1"/>
-          <w:numId w:val="7"/>
-        </w:numPr>
-        <w:rPr>
-          <w:b/>
-          <w:bCs/>
-          <w:lang w:val="fr-FR"/>
-        </w:rPr>
-      </w:pPr>
-      <w:r>
-        <w:rPr>
-          <w:b/>
-          <w:bCs/>
-          <w:lang w:val="fr-FR"/>
-        </w:rPr>
-        <w:t>Hypothèses de travail</w:t>
-      </w:r>
-    </w:p>
-    <w:p>
-      <w:pPr>
-        <w:numPr>
-          <w:ilvl w:val="1"/>
-          <w:numId w:val="7"/>
-        </w:numPr>
-        <w:rPr>
-          <w:b/>
-          <w:bCs/>
-          <w:lang w:val="fr-FR"/>
-        </w:rPr>
-      </w:pPr>
-      <w:r>
-        <w:rPr>
-          <w:b/>
-          <w:bCs/>
-          <w:lang w:val="fr-FR"/>
-        </w:rPr>
-        <w:t>Formulation mathématique (si applicable)</w:t>
-      </w:r>
-    </w:p>
-    <w:p>
-      <w:pPr>
-        <w:numPr>
-          <w:ilvl w:val="0"/>
-          <w:numId w:val="7"/>
-        </w:numPr>
-        <w:rPr>
-          <w:b/>
-          <w:bCs/>
-          <w:lang w:val="fr-FR"/>
-        </w:rPr>
-      </w:pPr>
-      <w:r>
-        <w:rPr>
-          <w:b/>
-          <w:bCs/>
-          <w:lang w:val="fr-FR"/>
-        </w:rPr>
-        <w:t>Méthodologie d’optimisation</w:t>
-      </w:r>
-    </w:p>
-    <w:p>
-      <w:pPr>
-        <w:numPr>
-          <w:ilvl w:val="1"/>
-          <w:numId w:val="7"/>
-        </w:numPr>
-        <w:rPr>
-          <w:b/>
-          <w:bCs/>
-          <w:lang w:val="fr-FR"/>
-        </w:rPr>
-      </w:pPr>
-      <w:r>
-        <w:rPr>
-          <w:b/>
-          <w:bCs/>
-          <w:lang w:val="fr-FR"/>
-        </w:rPr>
-        <w:t>Description de l’algorithme MADS (</w:t>
-      </w:r>
-      <w:proofErr w:type="spellStart"/>
-      <w:r>
-        <w:rPr>
-          <w:b/>
-          <w:bCs/>
-          <w:lang w:val="fr-FR"/>
-        </w:rPr>
-        <w:t>Mesh</w:t>
-      </w:r>
-      <w:proofErr w:type="spellEnd"/>
-      <w:r>
-        <w:rPr>
-          <w:b/>
-          <w:bCs/>
-          <w:lang w:val="fr-FR"/>
-        </w:rPr>
-        <w:t xml:space="preserve"> Adaptive Direct </w:t>
-      </w:r>
-      <w:proofErr w:type="spellStart"/>
-      <w:r>
-        <w:rPr>
-          <w:b/>
-          <w:bCs/>
-          <w:lang w:val="fr-FR"/>
-        </w:rPr>
-        <w:t>Search</w:t>
-      </w:r>
-      <w:proofErr w:type="spellEnd"/>
-      <w:r>
-        <w:rPr>
-          <w:b/>
-          <w:bCs/>
-          <w:lang w:val="fr-FR"/>
-        </w:rPr>
-        <w:t>)</w:t>
-      </w:r>
-    </w:p>
-    <w:p>
-      <w:pPr>
-        <w:numPr>
-          <w:ilvl w:val="1"/>
-          <w:numId w:val="7"/>
-        </w:numPr>
-        <w:rPr>
-          <w:b/>
-          <w:bCs/>
-          <w:lang w:val="fr-FR"/>
-        </w:rPr>
-      </w:pPr>
-      <w:r>
-        <w:rPr>
-          <w:b/>
-          <w:bCs/>
-          <w:lang w:val="fr-FR"/>
-        </w:rPr>
-        <w:t xml:space="preserve">Présentation </w:t>
-      </w:r>
-      <w:proofErr w:type="gramStart"/>
-      <w:r>
-        <w:rPr>
-          <w:b/>
-          <w:bCs/>
-          <w:lang w:val="fr-FR"/>
-        </w:rPr>
-        <w:t>de la recherche tabou</w:t>
-      </w:r>
-      <w:proofErr w:type="gramEnd"/>
-    </w:p>
-    <w:p>
-      <w:pPr>
-        <w:numPr>
-          <w:ilvl w:val="1"/>
-          <w:numId w:val="7"/>
-        </w:numPr>
-        <w:rPr>
-          <w:b/>
-          <w:bCs/>
-          <w:lang w:val="fr-FR"/>
-        </w:rPr>
-      </w:pPr>
-      <w:r>
-        <w:rPr>
-          <w:b/>
-          <w:bCs/>
-          <w:lang w:val="fr-FR"/>
-        </w:rPr>
-        <w:t>Stratégie de simulation</w:t>
-      </w:r>
-    </w:p>
-    <w:p>
-      <w:pPr>
-        <w:numPr>
-          <w:ilvl w:val="1"/>
-          <w:numId w:val="7"/>
-        </w:numPr>
-        <w:rPr>
-          <w:b/>
-          <w:bCs/>
-          <w:lang w:val="fr-FR"/>
-        </w:rPr>
-      </w:pPr>
-      <w:r>
-        <w:rPr>
-          <w:b/>
-          <w:bCs/>
-          <w:lang w:val="fr-FR"/>
-        </w:rPr>
-        <w:t>Choix des outils (langage, bibliothèques, etc.)</w:t>
-      </w:r>
-    </w:p>
-    <w:p>
-      <w:pPr>
-        <w:numPr>
-          <w:ilvl w:val="0"/>
-          <w:numId w:val="7"/>
-        </w:numPr>
-        <w:rPr>
-          <w:b/>
-          <w:bCs/>
-          <w:lang w:val="fr-FR"/>
-        </w:rPr>
-      </w:pPr>
-      <w:r>
-        <w:rPr>
-          <w:b/>
-          <w:bCs/>
-          <w:lang w:val="fr-FR"/>
-        </w:rPr>
-        <w:t>Implémentation</w:t>
-      </w:r>
-    </w:p>
-    <w:p>
-      <w:pPr>
-        <w:numPr>
-          <w:ilvl w:val="1"/>
-          <w:numId w:val="7"/>
-        </w:numPr>
-        <w:rPr>
-          <w:b/>
-          <w:bCs/>
-          <w:lang w:val="fr-FR"/>
-        </w:rPr>
-      </w:pPr>
-      <w:r>
-        <w:rPr>
-          <w:b/>
-          <w:bCs/>
-          <w:lang w:val="fr-FR"/>
-        </w:rPr>
-        <w:t>Architecture du programme développé</w:t>
-      </w:r>
-    </w:p>
-    <w:p>
-      <w:pPr>
-        <w:numPr>
-          <w:ilvl w:val="1"/>
-          <w:numId w:val="7"/>
-        </w:numPr>
-        <w:rPr>
-          <w:b/>
-          <w:bCs/>
-          <w:lang w:val="fr-FR"/>
-        </w:rPr>
-      </w:pPr>
-      <w:r>
-        <w:rPr>
-          <w:b/>
-          <w:bCs/>
-          <w:lang w:val="fr-FR"/>
-        </w:rPr>
-        <w:t>Données utilisées (réelles ou simulées)</w:t>
-      </w:r>
-    </w:p>
-    <w:p>
-      <w:pPr>
-        <w:numPr>
-          <w:ilvl w:val="1"/>
-          <w:numId w:val="7"/>
-        </w:numPr>
-        <w:rPr>
-          <w:b/>
-          <w:bCs/>
-          <w:lang w:val="fr-FR"/>
-        </w:rPr>
-      </w:pPr>
-      <w:r>
-        <w:rPr>
-          <w:b/>
-          <w:bCs/>
-          <w:lang w:val="fr-FR"/>
-        </w:rPr>
-        <w:t>Paramètres techniques de simulation</w:t>
-      </w:r>
-    </w:p>
-    <w:p>
-      <w:pPr>
-        <w:numPr>
-          <w:ilvl w:val="1"/>
-          <w:numId w:val="7"/>
-        </w:numPr>
-        <w:rPr>
-          <w:b/>
-          <w:bCs/>
-          <w:lang w:val="fr-FR"/>
-        </w:rPr>
-      </w:pPr>
-      <w:r>
-        <w:rPr>
-          <w:b/>
-          <w:bCs/>
-          <w:lang w:val="fr-FR"/>
-        </w:rPr>
-        <w:t>Difficultés rencontrées</w:t>
-      </w:r>
-    </w:p>
-    <w:p>
-      <w:pPr>
-        <w:numPr>
-          <w:ilvl w:val="0"/>
-          <w:numId w:val="7"/>
-        </w:numPr>
-        <w:rPr>
-          <w:b/>
-          <w:bCs/>
-          <w:lang w:val="fr-FR"/>
-        </w:rPr>
-      </w:pPr>
-      <w:r>
-        <w:rPr>
-          <w:b/>
-          <w:bCs/>
-          <w:lang w:val="fr-FR"/>
-        </w:rPr>
-        <w:lastRenderedPageBreak/>
-        <w:t>Résultats et analyse</w:t>
-      </w:r>
-    </w:p>
-    <w:p>
-      <w:pPr>
-        <w:numPr>
-          <w:ilvl w:val="1"/>
-          <w:numId w:val="7"/>
-        </w:numPr>
-        <w:rPr>
-          <w:b/>
-          <w:bCs/>
-          <w:lang w:val="fr-FR"/>
-        </w:rPr>
-      </w:pPr>
-      <w:r>
-        <w:rPr>
-          <w:b/>
-          <w:bCs/>
-          <w:lang w:val="fr-FR"/>
-        </w:rPr>
-        <w:t>Visualisation des solutions retenues</w:t>
-      </w:r>
-    </w:p>
-    <w:p>
-      <w:pPr>
-        <w:numPr>
-          <w:ilvl w:val="1"/>
-          <w:numId w:val="7"/>
-        </w:numPr>
-        <w:rPr>
-          <w:b/>
-          <w:bCs/>
-          <w:lang w:val="fr-FR"/>
-        </w:rPr>
-      </w:pPr>
-      <w:r>
-        <w:rPr>
-          <w:b/>
-          <w:bCs/>
-          <w:lang w:val="fr-FR"/>
-        </w:rPr>
-        <w:t>Comparaison entre configurations (avec/sans optimisation)</w:t>
-      </w:r>
-    </w:p>
-    <w:p>
-      <w:pPr>
-        <w:numPr>
-          <w:ilvl w:val="1"/>
-          <w:numId w:val="7"/>
-        </w:numPr>
-        <w:rPr>
-          <w:b/>
-          <w:bCs/>
-          <w:lang w:val="fr-FR"/>
-        </w:rPr>
-      </w:pPr>
-      <w:r>
-        <w:rPr>
-          <w:b/>
-          <w:bCs/>
-          <w:lang w:val="fr-FR"/>
-        </w:rPr>
-        <w:t>Analyse des performances (couverture, coût, interférences)</w:t>
-      </w:r>
-    </w:p>
-    <w:p>
-      <w:pPr>
-        <w:numPr>
-          <w:ilvl w:val="1"/>
-          <w:numId w:val="7"/>
-        </w:numPr>
-        <w:rPr>
-          <w:b/>
-          <w:bCs/>
-          <w:lang w:val="fr-FR"/>
-        </w:rPr>
-      </w:pPr>
-      <w:r>
-        <w:rPr>
-          <w:b/>
-          <w:bCs/>
-          <w:lang w:val="fr-FR"/>
-        </w:rPr>
-        <w:t>Limites de l’approche</w:t>
-      </w:r>
-    </w:p>
-    <w:p>
-      <w:pPr>
-        <w:numPr>
-          <w:ilvl w:val="0"/>
-          <w:numId w:val="7"/>
-        </w:numPr>
-        <w:rPr>
-          <w:b/>
-          <w:bCs/>
-          <w:lang w:val="fr-FR"/>
-        </w:rPr>
-      </w:pPr>
-      <w:r>
-        <w:rPr>
-          <w:b/>
-          <w:bCs/>
-          <w:lang w:val="fr-FR"/>
-        </w:rPr>
-        <w:t>Application au contexte sénégalais</w:t>
-      </w:r>
-    </w:p>
-    <w:p>
-      <w:pPr>
-        <w:numPr>
-          <w:ilvl w:val="1"/>
-          <w:numId w:val="7"/>
-        </w:numPr>
-        <w:rPr>
-          <w:b/>
-          <w:bCs/>
-          <w:lang w:val="fr-FR"/>
-        </w:rPr>
-      </w:pPr>
-      <w:r>
-        <w:rPr>
-          <w:b/>
-          <w:bCs/>
-          <w:lang w:val="fr-FR"/>
-        </w:rPr>
-        <w:t>Cas d’une zone rurale ou périurbaine du Sénégal</w:t>
-      </w:r>
-    </w:p>
-    <w:p>
-      <w:pPr>
-        <w:numPr>
-          <w:ilvl w:val="1"/>
-          <w:numId w:val="7"/>
-        </w:numPr>
-        <w:rPr>
-          <w:b/>
-          <w:bCs/>
-          <w:lang w:val="fr-FR"/>
-        </w:rPr>
-      </w:pPr>
-      <w:r>
-        <w:rPr>
-          <w:b/>
-          <w:bCs/>
-          <w:lang w:val="fr-FR"/>
-        </w:rPr>
-        <w:t>Adaptation du modèle aux réalités locales</w:t>
-      </w:r>
-    </w:p>
-    <w:p>
-      <w:pPr>
-        <w:numPr>
-          <w:ilvl w:val="1"/>
-          <w:numId w:val="7"/>
-        </w:numPr>
-        <w:rPr>
-          <w:b/>
-          <w:bCs/>
-          <w:lang w:val="fr-FR"/>
-        </w:rPr>
-      </w:pPr>
-      <w:r>
-        <w:rPr>
-          <w:b/>
-          <w:bCs/>
-          <w:lang w:val="fr-FR"/>
-        </w:rPr>
-        <w:t>Recommandations opérationnelles</w:t>
-      </w:r>
-    </w:p>
-    <w:p>
-      <w:pPr>
-        <w:numPr>
-          <w:ilvl w:val="0"/>
-          <w:numId w:val="7"/>
-        </w:numPr>
-        <w:rPr>
-          <w:b/>
-          <w:bCs/>
-          <w:lang w:val="fr-FR"/>
-        </w:rPr>
-      </w:pPr>
-      <w:r>
-        <w:rPr>
-          <w:b/>
-          <w:bCs/>
-          <w:lang w:val="fr-FR"/>
-        </w:rPr>
-        <w:t>Conclusion et perspectives</w:t>
-      </w:r>
-    </w:p>
-    <w:p>
-      <w:pPr>
-        <w:numPr>
-          <w:ilvl w:val="1"/>
-          <w:numId w:val="7"/>
-        </w:numPr>
-        <w:rPr>
-          <w:b/>
-          <w:bCs/>
-          <w:lang w:val="fr-FR"/>
-        </w:rPr>
-      </w:pPr>
-      <w:r>
-        <w:rPr>
-          <w:b/>
-          <w:bCs/>
-          <w:lang w:val="fr-FR"/>
-        </w:rPr>
-        <w:t>Synthèse des apports du projet</w:t>
-      </w:r>
-    </w:p>
-    <w:p>
-      <w:pPr>
-        <w:numPr>
-          <w:ilvl w:val="1"/>
-          <w:numId w:val="7"/>
-        </w:numPr>
-        <w:rPr>
-          <w:b/>
-          <w:bCs/>
-          <w:lang w:val="fr-FR"/>
-        </w:rPr>
-      </w:pPr>
-      <w:r>
-        <w:rPr>
-          <w:b/>
-          <w:bCs/>
-          <w:lang w:val="fr-FR"/>
-        </w:rPr>
-        <w:t>Limites du travail</w:t>
-      </w:r>
-    </w:p>
-    <w:p>
-      <w:pPr>
-        <w:numPr>
-          <w:ilvl w:val="1"/>
-          <w:numId w:val="7"/>
-        </w:numPr>
-        <w:rPr>
-          <w:b/>
-          <w:bCs/>
-          <w:lang w:val="fr-FR"/>
-        </w:rPr>
-      </w:pPr>
-      <w:r>
-        <w:rPr>
-          <w:b/>
-          <w:bCs/>
-          <w:lang w:val="fr-FR"/>
-        </w:rPr>
-        <w:t>Perspectives d'amélioration</w:t>
-      </w:r>
-    </w:p>
-    <w:p>
-      <w:pPr>
-        <w:numPr>
-          <w:ilvl w:val="1"/>
-          <w:numId w:val="7"/>
-        </w:numPr>
-        <w:rPr>
-          <w:b/>
-          <w:bCs/>
-          <w:lang w:val="fr-FR"/>
-        </w:rPr>
-      </w:pPr>
-      <w:r>
-        <w:rPr>
-          <w:b/>
-          <w:bCs/>
-          <w:lang w:val="fr-FR"/>
-        </w:rPr>
-        <w:t>Vers un outil d’aide à la décision pour les opérateurs sénégalais ?</w:t>
-      </w:r>
-    </w:p>
-    <w:p>
-      <w:pPr>
-        <w:numPr>
-          <w:ilvl w:val="0"/>
-          <w:numId w:val="7"/>
-        </w:numPr>
-        <w:rPr>
-          <w:b/>
-          <w:bCs/>
-          <w:lang w:val="fr-FR"/>
-        </w:rPr>
-      </w:pPr>
-      <w:r>
-        <w:rPr>
-          <w:b/>
-          <w:bCs/>
-          <w:lang w:val="fr-FR"/>
-        </w:rPr>
-        <w:t>Références bibliographiques</w:t>
-      </w:r>
-    </w:p>
-    <w:p>
-      <w:pPr>
-        <w:numPr>
-          <w:ilvl w:val="0"/>
-          <w:numId w:val="7"/>
-        </w:numPr>
-        <w:rPr>
-          <w:b/>
-          <w:bCs/>
-          <w:lang w:val="fr-FR"/>
-        </w:rPr>
-      </w:pPr>
-      <w:r>
-        <w:rPr>
-          <w:b/>
-          <w:bCs/>
-          <w:lang w:val="fr-FR"/>
-        </w:rPr>
-        <w:t>Annexes</w:t>
-      </w:r>
-    </w:p>
-    <w:p>
-      <w:pPr>
-        <w:numPr>
-          <w:ilvl w:val="0"/>
-          <w:numId w:val="8"/>
-        </w:numPr>
-        <w:rPr>
-          <w:b/>
-          <w:bCs/>
-          <w:lang w:val="fr-FR"/>
-        </w:rPr>
-      </w:pPr>
-      <w:r>
-        <w:rPr>
-          <w:b/>
-          <w:bCs/>
-          <w:lang w:val="fr-FR"/>
-        </w:rPr>
-        <w:t>Cartes, figures, tableaux de simulation</w:t>
-      </w:r>
-    </w:p>
-    <w:p>
-      <w:pPr>
-        <w:numPr>
-          <w:ilvl w:val="0"/>
-          <w:numId w:val="8"/>
-        </w:numPr>
-        <w:rPr>
-          <w:b/>
-          <w:bCs/>
-          <w:lang w:val="fr-FR"/>
-        </w:rPr>
-      </w:pPr>
-      <w:r>
-        <w:rPr>
-          <w:b/>
-          <w:bCs/>
-          <w:lang w:val="fr-FR"/>
-        </w:rPr>
-        <w:t>Détails techniques du code ou de l’algorithme</w:t>
-      </w:r>
-    </w:p>
-    <w:p>
-      <w:pPr>
-        <w:numPr>
-          <w:ilvl w:val="0"/>
-          <w:numId w:val="8"/>
-        </w:numPr>
-        <w:rPr>
-          <w:b/>
-          <w:bCs/>
-          <w:lang w:val="fr-FR"/>
-        </w:rPr>
-      </w:pPr>
-      <w:r>
-        <w:rPr>
-          <w:b/>
-          <w:bCs/>
-          <w:lang w:val="fr-FR"/>
-        </w:rPr>
-        <w:t>Paramètres de configuration</w:t>
-      </w:r>
-    </w:p>
-    <w:p>
-      <w:pPr>
-        <w:rPr>
-          <w:b/>
-          <w:bCs/>
-          <w:lang w:val="fr-FR"/>
-        </w:rPr>
-      </w:pPr>
-    </w:p>
-    <w:p>
-      <w:pPr>
-        <w:rPr>
-          <w:b/>
-          <w:bCs/>
-          <w:lang w:val="fr-FR"/>
-        </w:rPr>
-      </w:pPr>
-    </w:p>
-    <w:p>
-      <w:pPr>
-        <w:rPr>
-          <w:b/>
-          <w:bCs/>
-          <w:lang w:val="fr-FR"/>
-        </w:rPr>
-      </w:pPr>
-    </w:p>
-    <w:p>
-      <w:pPr>
-        <w:rPr>
-          <w:b/>
-          <w:bCs/>
-          <w:lang w:val="fr-FR"/>
-        </w:rPr>
-      </w:pPr>
-      <w:r>
-        <w:rPr>
-          <w:b/>
-          <w:bCs/>
-          <w:lang w:val="fr-FR"/>
-        </w:rPr>
-        <w:t xml:space="preserve">Partie pratique : deux semaines </w:t>
-      </w:r>
-    </w:p>
-    <w:p>
-      <w:pPr>
-        <w:rPr>
-          <w:b/>
-          <w:bCs/>
-          <w:lang w:val="fr-FR"/>
-        </w:rPr>
-      </w:pPr>
-    </w:p>
-    <w:p>
-      <w:pPr>
-        <w:rPr>
-          <w:b/>
-          <w:bCs/>
-          <w:lang w:val="fr-FR"/>
-        </w:rPr>
-      </w:pPr>
-      <w:r>
-        <w:rPr>
-          <w:b/>
-          <w:bCs/>
-          <w:lang w:val="fr-FR"/>
-        </w:rPr>
-        <w:t xml:space="preserve">Document </w:t>
-      </w:r>
-      <w:proofErr w:type="spellStart"/>
-      <w:r>
-        <w:rPr>
-          <w:b/>
-          <w:bCs/>
-          <w:lang w:val="fr-FR"/>
-        </w:rPr>
-        <w:t>theorique</w:t>
-      </w:r>
-      <w:proofErr w:type="spellEnd"/>
-      <w:r>
-        <w:rPr>
-          <w:b/>
-          <w:bCs/>
-          <w:lang w:val="fr-FR"/>
-        </w:rPr>
-        <w:t xml:space="preserve"> qui explique </w:t>
-      </w:r>
-      <w:proofErr w:type="gramStart"/>
-      <w:r>
-        <w:rPr>
-          <w:b/>
-          <w:bCs/>
-          <w:lang w:val="fr-FR"/>
-        </w:rPr>
-        <w:t>t</w:t>
-      </w:r>
-      <w:r>
-        <w:rPr>
-          <w:b/>
-          <w:bCs/>
-          <w:lang w:val="fr-FR"/>
-        </w:rPr>
-        <w:t>out  comme</w:t>
-      </w:r>
-      <w:proofErr w:type="gramEnd"/>
-      <w:r>
-        <w:rPr>
-          <w:b/>
-          <w:bCs/>
-          <w:lang w:val="fr-FR"/>
-        </w:rPr>
-        <w:t xml:space="preserve"> un petit mémoire </w:t>
-      </w:r>
-    </w:p>
-    <w:p>
-      <w:pPr>
-        <w:rPr>
-          <w:b/>
-          <w:bCs/>
-          <w:lang w:val="fr-FR"/>
-        </w:rPr>
-      </w:pPr>
-      <w:proofErr w:type="spellStart"/>
-      <w:r>
-        <w:rPr>
-          <w:b/>
-          <w:bCs/>
-          <w:lang w:val="fr-FR"/>
-        </w:rPr>
-        <w:t>Beamer</w:t>
-      </w:r>
-      <w:proofErr w:type="spellEnd"/>
-      <w:r>
-        <w:rPr>
-          <w:b/>
-          <w:bCs/>
-          <w:lang w:val="fr-FR"/>
-        </w:rPr>
-        <w:t xml:space="preserve"> </w:t>
-      </w:r>
-      <w:r>
-        <w:rPr>
-          <w:b/>
-          <w:bCs/>
-          <w:lang w:val="fr-FR"/>
-        </w:rPr>
-        <w:t xml:space="preserve">pour la </w:t>
-      </w:r>
-      <w:proofErr w:type="spellStart"/>
-      <w:r>
-        <w:rPr>
-          <w:b/>
-          <w:bCs/>
-          <w:lang w:val="fr-FR"/>
-        </w:rPr>
-        <w:t>presentation</w:t>
-      </w:r>
-      <w:proofErr w:type="spellEnd"/>
-      <w:r>
-        <w:rPr>
-          <w:b/>
-          <w:bCs/>
-          <w:lang w:val="fr-FR"/>
-        </w:rPr>
-        <w:t xml:space="preserve">  </w:t>
-      </w:r>
-    </w:p>
-    <w:p>
-      <w:pPr>
-        <w:rPr>
-          <w:b/>
-          <w:bCs/>
-          <w:lang w:val="fr-FR"/>
-        </w:rPr>
-      </w:pPr>
-      <w:r>
-        <w:rPr>
-          <w:b/>
-          <w:bCs/>
-          <w:lang w:val="fr-FR"/>
-        </w:rPr>
-        <w:t xml:space="preserve">Faire une application R </w:t>
-      </w:r>
-      <w:proofErr w:type="spellStart"/>
-      <w:r>
-        <w:rPr>
-          <w:b/>
-          <w:bCs/>
-          <w:lang w:val="fr-FR"/>
-        </w:rPr>
-        <w:t>shiny</w:t>
-      </w:r>
-      <w:proofErr w:type="spellEnd"/>
-      <w:r>
-        <w:rPr>
-          <w:b/>
-          <w:bCs/>
-          <w:lang w:val="fr-FR"/>
-        </w:rPr>
-        <w:t xml:space="preserve"> : pour optimiser et </w:t>
-      </w:r>
-      <w:proofErr w:type="spellStart"/>
-      <w:r>
-        <w:rPr>
-          <w:b/>
-          <w:bCs/>
-          <w:lang w:val="fr-FR"/>
-        </w:rPr>
-        <w:t>visulaiser</w:t>
-      </w:r>
-      <w:proofErr w:type="spellEnd"/>
-      <w:r>
-        <w:rPr>
-          <w:b/>
-          <w:bCs/>
-          <w:lang w:val="fr-FR"/>
-        </w:rPr>
-        <w:t xml:space="preserve"> les zones </w:t>
-      </w:r>
-    </w:p>
-    <w:p>
-      <w:pPr>
-        <w:rPr>
-          <w:b/>
-          <w:bCs/>
-          <w:lang w:val="fr-FR"/>
-        </w:rPr>
-      </w:pPr>
     </w:p>
     <w:p>
       <w:pPr>
@@ -1567,6 +334,7 @@
         <w:rPr>
           <w:lang w:val="fr-FR"/>
         </w:rPr>
+        <w:lastRenderedPageBreak/>
         <w:t xml:space="preserve"> Le modèle le plus simple pour la propagation des ondes est le modèle de </w:t>
       </w:r>
       <w:proofErr w:type="spellStart"/>
@@ -2865,15 +1633,159 @@
         <w:rPr>
           <w:lang w:val="fr-FR"/>
         </w:rPr>
+        <w:t>Lien : https://publications.polymtl.ca/771/</w:t>
+      </w:r>
+    </w:p>
+    <w:p>
+      <w:pPr>
+        <w:rPr>
+          <w:lang w:val="fr-FR"/>
+        </w:rPr>
+      </w:pPr>
+    </w:p>
+    <w:p>
+      <w:pPr>
+        <w:rPr>
+          <w:b/>
+          <w:bCs/>
+        </w:rPr>
+      </w:pPr>
+      <w:r>
+        <w:rPr>
+          <w:b/>
+          <w:bCs/>
+        </w:rPr>
+        <w:t>2. Optimizing Antenna Positioning for Enhanced Wireless Coverage</w:t>
+      </w:r>
+    </w:p>
+    <w:p>
+      <w:pPr>
+        <w:rPr>
+          <w:lang w:val="fr-FR"/>
+        </w:rPr>
+      </w:pPr>
+      <w:r>
+        <w:rPr>
+          <w:lang w:val="fr-FR"/>
+        </w:rPr>
+        <w:t>Cet article discute de l'utilisation d'algorithmes génétiques pour optimiser le placement des antennes afin d'améliorer la couverture sans fil et réduire les pertes dues à la propagation du signal.</w:t>
+      </w:r>
+    </w:p>
+    <w:p>
+      <w:pPr>
+        <w:rPr>
+          <w:lang w:val="fr-FR"/>
+        </w:rPr>
+      </w:pPr>
+      <w:r>
+        <w:rPr>
+          <w:lang w:val="fr-FR"/>
+        </w:rPr>
+        <w:t>Lien : https://www.mdpi.com/1424-8220/24/7/2165</w:t>
+      </w:r>
+    </w:p>
+    <w:p>
+      <w:pPr>
+        <w:rPr>
+          <w:lang w:val="fr-FR"/>
+        </w:rPr>
+      </w:pPr>
+    </w:p>
+    <w:p>
+      <w:pPr>
+        <w:rPr>
+          <w:b/>
+          <w:bCs/>
+        </w:rPr>
+      </w:pPr>
+      <w:r>
+        <w:rPr>
+          <w:b/>
+          <w:bCs/>
+        </w:rPr>
+        <w:t>3. Solving Antenna Placement Problem with Global Optimization Techniques</w:t>
+      </w:r>
+    </w:p>
+    <w:p>
+      <w:pPr>
+        <w:rPr>
+          <w:lang w:val="fr-FR"/>
+        </w:rPr>
+      </w:pPr>
+      <w:r>
+        <w:rPr>
+          <w:lang w:val="fr-FR"/>
+        </w:rPr>
+        <w:t>Cette thèse propose différentes méthodes d'optimisation globale pour résoudre efficacement les problèmes complexes liés au positionnement des antennes.</w:t>
+      </w:r>
+    </w:p>
+    <w:p>
+      <w:pPr>
+        <w:rPr>
+          <w:lang w:val="fr-FR"/>
+        </w:rPr>
+      </w:pPr>
+      <w:r>
+        <w:rPr>
+          <w:lang w:val="fr-FR"/>
+        </w:rPr>
+        <w:t>Lien : https://etd.lib.metu.edu.tr/upload/12612674/index.pdf</w:t>
+      </w:r>
+    </w:p>
+    <w:p>
+      <w:pPr>
+        <w:rPr>
+          <w:lang w:val="fr-FR"/>
+        </w:rPr>
+      </w:pPr>
+    </w:p>
+    <w:p>
+      <w:pPr>
+        <w:rPr>
+          <w:b/>
+          <w:bCs/>
+        </w:rPr>
+      </w:pPr>
+      <w:r>
+        <w:rPr>
+          <w:b/>
+          <w:bCs/>
+        </w:rPr>
+        <w:t>4. System Capacity Analysis and Antenna Placement Optimization for Distributed Antenna Systems</w:t>
+      </w:r>
+    </w:p>
+    <w:p>
+      <w:pPr>
+        <w:rPr>
+          <w:lang w:val="fr-FR"/>
+        </w:rPr>
+      </w:pPr>
+      <w:r>
+        <w:rPr>
+          <w:lang w:val="fr-FR"/>
+        </w:rPr>
+        <w:t>Cette étude analyse comment optimiser le placement des antennes dans des systèmes distribués pour maximiser la capacité du réseau et améliorer la couverture en environnement urbain.</w:t>
+      </w:r>
+    </w:p>
+    <w:p>
+      <w:pPr>
+        <w:rPr>
+          <w:lang w:val="fr-FR"/>
+        </w:rPr>
+      </w:pPr>
+      <w:r>
+        <w:rPr>
+          <w:lang w:val="fr-FR"/>
+        </w:rPr>
         <w:t xml:space="preserve">Lien : </w:t>
       </w:r>
-      <w:hyperlink r:id="rId13" w:history="1">
+      <w:hyperlink r:id="rId13" w:tgtFrame="_new" w:history="1">
         <w:r>
           <w:rPr>
             <w:rStyle w:val="Lienhypertexte"/>
             <w:lang w:val="fr-FR"/>
           </w:rPr>
-          <w:t>https://publications.polymtl.ca/771/</w:t>
+          <w:t>https://link.springer.com/content/pdf/10.1007/s11277-012-0827-8.pdf</w:t>
         </w:r>
       </w:hyperlink>
     </w:p>
@@ -2896,20 +1808,20 @@
           <w:b/>
           <w:bCs/>
         </w:rPr>
-        <w:t>2. Optimizing Antenna Positioning for Enhanced Wireless Coverage</w:t>
-      </w:r>
-    </w:p>
-    <w:p>
-      <w:pPr>
-        <w:rPr>
-          <w:lang w:val="fr-FR"/>
-        </w:rPr>
-      </w:pPr>
-      <w:r>
-        <w:rPr>
-          <w:lang w:val="fr-FR"/>
-        </w:rPr>
-        <w:t>Cet article discute de l'utilisation d'algorithmes génétiques pour optimiser le placement des antennes afin d'améliorer la couverture sans fil et réduire les pertes dues à la propagation du signal.</w:t>
+        <w:t>5. Joint Uplink-Downlink Capacity and Coverage Optimization via Site-Specific Learning of Antenna Settings</w:t>
+      </w:r>
+    </w:p>
+    <w:p>
+      <w:pPr>
+        <w:rPr>
+          <w:lang w:val="fr-FR"/>
+        </w:rPr>
+      </w:pPr>
+      <w:r>
+        <w:rPr>
+          <w:lang w:val="fr-FR"/>
+        </w:rPr>
+        <w:t>Cet article scientifique explore l'optimisation conjointe de la capacité montante et descendante d'un réseau mobile à travers l'apprentissage automatique basé sur des données spécifiques au site.</w:t>
       </w:r>
     </w:p>
     <w:p>
@@ -2924,313 +1836,72 @@
         </w:rPr>
         <w:t xml:space="preserve">Lien : </w:t>
       </w:r>
-      <w:hyperlink r:id="rId14" w:history="1">
+      <w:hyperlink r:id="rId14" w:tgtFrame="_new" w:history="1">
         <w:r>
           <w:rPr>
             <w:rStyle w:val="Lienhypertexte"/>
             <w:lang w:val="fr-FR"/>
           </w:rPr>
-          <w:t>https://www.mdpi.com/</w:t>
+          <w:t>https://arxiv.org/abs/2210.15732</w:t>
         </w:r>
+      </w:hyperlink>
+    </w:p>
+    <w:p>
+      <w:pPr>
+        <w:rPr>
+          <w:lang w:val="fr-FR"/>
+        </w:rPr>
+      </w:pPr>
+    </w:p>
+    <w:p>
+      <w:pPr>
+        <w:rPr>
+          <w:b/>
+          <w:bCs/>
+          <w:lang w:val="fr-FR"/>
+        </w:rPr>
+      </w:pPr>
+      <w:r>
+        <w:rPr>
+          <w:b/>
+          <w:bCs/>
+          <w:lang w:val="fr-FR"/>
+        </w:rPr>
+        <w:t>6. Projet GitHub : Optimisation du placement d'antennes réseau</w:t>
+      </w:r>
+    </w:p>
+    <w:p>
+      <w:pPr>
+        <w:rPr>
+          <w:lang w:val="fr-FR"/>
+        </w:rPr>
+      </w:pPr>
+      <w:r>
+        <w:rPr>
+          <w:lang w:val="fr-FR"/>
+        </w:rPr>
+        <w:t>Un projet GitHub qui compare différentes méthodes algorithmiques pour résoudre le problème d'optimisation du placement d'antennes tout en respectant des contraintes géographiques.</w:t>
+      </w:r>
+    </w:p>
+    <w:p>
+      <w:pPr>
+        <w:rPr>
+          <w:lang w:val="fr-FR"/>
+        </w:rPr>
+      </w:pPr>
+      <w:r>
+        <w:rPr>
+          <w:lang w:val="fr-FR"/>
+        </w:rPr>
+        <w:t xml:space="preserve">Lien : </w:t>
+      </w:r>
+      <w:hyperlink r:id="rId15" w:tgtFrame="_new" w:history="1">
         <w:r>
           <w:rPr>
             <w:rStyle w:val="Lienhypertexte"/>
             <w:lang w:val="fr-FR"/>
           </w:rPr>
-          <w:t>1</w:t>
-        </w:r>
-        <w:r>
-          <w:rPr>
-            <w:rStyle w:val="Lienhypertexte"/>
-            <w:lang w:val="fr-FR"/>
-          </w:rPr>
-          <w:t>424-8220/24/7/2165</w:t>
-        </w:r>
-      </w:hyperlink>
-    </w:p>
-    <w:p>
-      <w:pPr>
-        <w:rPr>
-          <w:lang w:val="fr-FR"/>
-        </w:rPr>
-      </w:pPr>
-    </w:p>
-    <w:p>
-      <w:pPr>
-        <w:rPr>
-          <w:b/>
-          <w:bCs/>
-        </w:rPr>
-      </w:pPr>
-      <w:r>
-        <w:rPr>
-          <w:b/>
-          <w:bCs/>
-        </w:rPr>
-        <w:t>3. Solving Antenna Placement Problem with Global Optimization Techniques</w:t>
-      </w:r>
-    </w:p>
-    <w:p>
-      <w:pPr>
-        <w:rPr>
-          <w:lang w:val="fr-FR"/>
-        </w:rPr>
-      </w:pPr>
-      <w:r>
-        <w:rPr>
-          <w:lang w:val="fr-FR"/>
-        </w:rPr>
-        <w:t>Cette thèse propose différentes méthodes d'optimisation globale pour résoudre efficacement les problèmes complexes liés au positionnement des antennes.</w:t>
-      </w:r>
-    </w:p>
-    <w:p>
-      <w:pPr>
-        <w:rPr>
-          <w:lang w:val="fr-FR"/>
-        </w:rPr>
-      </w:pPr>
-      <w:r>
-        <w:rPr>
-          <w:lang w:val="fr-FR"/>
-        </w:rPr>
-        <w:t xml:space="preserve">Lien : </w:t>
-      </w:r>
-      <w:hyperlink r:id="rId15" w:history="1">
-        <w:r>
-          <w:rPr>
-            <w:rStyle w:val="Lienhypertexte"/>
-            <w:lang w:val="fr-FR"/>
-          </w:rPr>
-          <w:t>https://etd.lib.metu.e</w:t>
-        </w:r>
-        <w:r>
-          <w:rPr>
-            <w:rStyle w:val="Lienhypertexte"/>
-            <w:lang w:val="fr-FR"/>
-          </w:rPr>
-          <w:t>d</w:t>
-        </w:r>
-        <w:r>
-          <w:rPr>
-            <w:rStyle w:val="Lienhypertexte"/>
-            <w:lang w:val="fr-FR"/>
-          </w:rPr>
-          <w:t>u.tr/upload/12612674/index.pdf</w:t>
-        </w:r>
-      </w:hyperlink>
-    </w:p>
-    <w:p>
-      <w:pPr>
-        <w:rPr>
-          <w:lang w:val="fr-FR"/>
-        </w:rPr>
-      </w:pPr>
-    </w:p>
-    <w:p>
-      <w:pPr>
-        <w:rPr>
-          <w:b/>
-          <w:bCs/>
-        </w:rPr>
-      </w:pPr>
-      <w:r>
-        <w:rPr>
-          <w:b/>
-          <w:bCs/>
-        </w:rPr>
-        <w:t>4. System Capacity Analysis and Antenna Placement Optimization for Distributed Antenna Systems</w:t>
-      </w:r>
-    </w:p>
-    <w:p>
-      <w:pPr>
-        <w:rPr>
-          <w:lang w:val="fr-FR"/>
-        </w:rPr>
-      </w:pPr>
-      <w:r>
-        <w:rPr>
-          <w:lang w:val="fr-FR"/>
-        </w:rPr>
-        <w:t>Cette étude analyse comment optimiser le placement des antennes dans des systèmes distribués pour maximiser la capacité du réseau et améliorer la couverture en environnement urbain.</w:t>
-      </w:r>
-    </w:p>
-    <w:p>
-      <w:pPr>
-        <w:rPr>
-          <w:lang w:val="fr-FR"/>
-        </w:rPr>
-      </w:pPr>
-      <w:r>
-        <w:rPr>
-          <w:lang w:val="fr-FR"/>
-        </w:rPr>
-        <w:t xml:space="preserve">Lien : </w:t>
-      </w:r>
-      <w:hyperlink r:id="rId16" w:tgtFrame="_new" w:history="1">
-        <w:r>
-          <w:rPr>
-            <w:rStyle w:val="Lienhypertexte"/>
-            <w:lang w:val="fr-FR"/>
-          </w:rPr>
-          <w:t>https://link.springer.c</w:t>
-        </w:r>
-        <w:r>
-          <w:rPr>
-            <w:rStyle w:val="Lienhypertexte"/>
-            <w:lang w:val="fr-FR"/>
-          </w:rPr>
-          <w:t>o</w:t>
-        </w:r>
-        <w:r>
-          <w:rPr>
-            <w:rStyle w:val="Lienhypertexte"/>
-            <w:lang w:val="fr-FR"/>
-          </w:rPr>
-          <w:t>m/content/pdf/10.1007/s11277-012-0827-8.pdf</w:t>
-        </w:r>
-      </w:hyperlink>
-    </w:p>
-    <w:p>
-      <w:pPr>
-        <w:rPr>
-          <w:lang w:val="fr-FR"/>
-        </w:rPr>
-      </w:pPr>
-    </w:p>
-    <w:p>
-      <w:pPr>
-        <w:rPr>
-          <w:b/>
-          <w:bCs/>
-        </w:rPr>
-      </w:pPr>
-      <w:r>
-        <w:rPr>
-          <w:b/>
-          <w:bCs/>
-        </w:rPr>
-        <w:t>5. Joint Uplink-Downlink Capacity and Coverage Optimization via Site-Specific Learning of Antenna Settings</w:t>
-      </w:r>
-    </w:p>
-    <w:p>
-      <w:pPr>
-        <w:rPr>
-          <w:lang w:val="fr-FR"/>
-        </w:rPr>
-      </w:pPr>
-      <w:r>
-        <w:rPr>
-          <w:lang w:val="fr-FR"/>
-        </w:rPr>
-        <w:t>Cet article scientifique explore l'optimisation conjointe de la capacité montante et descendante d'un réseau mobile à travers l'apprentissage automatique basé sur des données spécifiques au site.</w:t>
-      </w:r>
-    </w:p>
-    <w:p>
-      <w:pPr>
-        <w:rPr>
-          <w:lang w:val="fr-FR"/>
-        </w:rPr>
-      </w:pPr>
-      <w:r>
-        <w:rPr>
-          <w:lang w:val="fr-FR"/>
-        </w:rPr>
-        <w:t xml:space="preserve">Lien : </w:t>
-      </w:r>
-      <w:hyperlink r:id="rId17" w:tgtFrame="_new" w:history="1">
-        <w:r>
-          <w:rPr>
-            <w:rStyle w:val="Lienhypertexte"/>
-            <w:lang w:val="fr-FR"/>
-          </w:rPr>
-          <w:t>https://arxiv.org</w:t>
-        </w:r>
-        <w:r>
-          <w:rPr>
-            <w:rStyle w:val="Lienhypertexte"/>
-            <w:lang w:val="fr-FR"/>
-          </w:rPr>
-          <w:t>/</w:t>
-        </w:r>
-        <w:r>
-          <w:rPr>
-            <w:rStyle w:val="Lienhypertexte"/>
-            <w:lang w:val="fr-FR"/>
-          </w:rPr>
-          <w:t>abs/2210.15732</w:t>
-        </w:r>
-      </w:hyperlink>
-    </w:p>
-    <w:p>
-      <w:pPr>
-        <w:rPr>
-          <w:lang w:val="fr-FR"/>
-        </w:rPr>
-      </w:pPr>
-    </w:p>
-    <w:p>
-      <w:pPr>
-        <w:rPr>
-          <w:b/>
-          <w:bCs/>
-          <w:lang w:val="fr-FR"/>
-        </w:rPr>
-      </w:pPr>
-      <w:r>
-        <w:rPr>
-          <w:b/>
-          <w:bCs/>
-          <w:lang w:val="fr-FR"/>
-        </w:rPr>
-        <w:t>6. Projet GitHub : Optimisation du placement d'antennes réseau</w:t>
-      </w:r>
-    </w:p>
-    <w:p>
-      <w:pPr>
-        <w:rPr>
-          <w:lang w:val="fr-FR"/>
-        </w:rPr>
-      </w:pPr>
-      <w:r>
-        <w:rPr>
-          <w:lang w:val="fr-FR"/>
-        </w:rPr>
-        <w:t>Un projet GitHub qui compare différentes méthodes algorithmiques pour résoudre le problème d'optimisation du placement d'antennes tout en respectant des contraintes géographiques.</w:t>
-      </w:r>
-    </w:p>
-    <w:p>
-      <w:pPr>
-        <w:rPr>
-          <w:lang w:val="fr-FR"/>
-        </w:rPr>
-      </w:pPr>
-      <w:r>
-        <w:rPr>
-          <w:lang w:val="fr-FR"/>
-        </w:rPr>
-        <w:t xml:space="preserve">Lien : </w:t>
-      </w:r>
-      <w:hyperlink r:id="rId18" w:tgtFrame="_new" w:history="1">
-        <w:r>
-          <w:rPr>
-            <w:rStyle w:val="Lienhypertexte"/>
-            <w:lang w:val="fr-FR"/>
-          </w:rPr>
-          <w:t>https://github.com/Flintpop/OptiAnte</w:t>
-        </w:r>
-        <w:r>
-          <w:rPr>
-            <w:rStyle w:val="Lienhypertexte"/>
-            <w:lang w:val="fr-FR"/>
-          </w:rPr>
-          <w:t>n</w:t>
-        </w:r>
-        <w:r>
-          <w:rPr>
-            <w:rStyle w:val="Lienhypertexte"/>
-            <w:lang w:val="fr-FR"/>
-          </w:rPr>
-          <w:t>na</w:t>
+          <w:t>https://github.com/Flintpop/OptiAntenna</w:t>
         </w:r>
       </w:hyperlink>
     </w:p>
@@ -4423,272 +3094,6 @@
     </w:lvl>
   </w:abstractNum>
   <w:abstractNum w:abstractNumId="2" w15:restartNumberingAfterBreak="0">
-    <w:nsid w:val="613913A2"/>
-    <w:multiLevelType w:val="multilevel"/>
-    <w:tmpl w:val="AF9A1996"/>
-    <w:lvl w:ilvl="0">
-      <w:start w:val="1"/>
-      <w:numFmt w:val="decimal"/>
-      <w:lvlText w:val="%1."/>
-      <w:lvlJc w:val="left"/>
-      <w:pPr>
-        <w:tabs>
-          <w:tab w:val="num" w:pos="720"/>
-        </w:tabs>
-        <w:ind w:left="720" w:hanging="360"/>
-      </w:pPr>
-    </w:lvl>
-    <w:lvl w:ilvl="1">
-      <w:start w:val="1"/>
-      <w:numFmt w:val="bullet"/>
-      <w:lvlText w:val="o"/>
-      <w:lvlJc w:val="left"/>
-      <w:pPr>
-        <w:tabs>
-          <w:tab w:val="num" w:pos="1440"/>
-        </w:tabs>
-        <w:ind w:left="1440" w:hanging="360"/>
-      </w:pPr>
-      <w:rPr>
-        <w:rFonts w:ascii="Courier New" w:hAnsi="Courier New" w:hint="default"/>
-        <w:sz w:val="20"/>
-      </w:rPr>
-    </w:lvl>
-    <w:lvl w:ilvl="2" w:tentative="1">
-      <w:start w:val="1"/>
-      <w:numFmt w:val="decimal"/>
-      <w:lvlText w:val="%3."/>
-      <w:lvlJc w:val="left"/>
-      <w:pPr>
-        <w:tabs>
-          <w:tab w:val="num" w:pos="2160"/>
-        </w:tabs>
-        <w:ind w:left="2160" w:hanging="360"/>
-      </w:pPr>
-    </w:lvl>
-    <w:lvl w:ilvl="3" w:tentative="1">
-      <w:start w:val="1"/>
-      <w:numFmt w:val="decimal"/>
-      <w:lvlText w:val="%4."/>
-      <w:lvlJc w:val="left"/>
-      <w:pPr>
-        <w:tabs>
-          <w:tab w:val="num" w:pos="2880"/>
-        </w:tabs>
-        <w:ind w:left="2880" w:hanging="360"/>
-      </w:pPr>
-    </w:lvl>
-    <w:lvl w:ilvl="4" w:tentative="1">
-      <w:start w:val="1"/>
-      <w:numFmt w:val="decimal"/>
-      <w:lvlText w:val="%5."/>
-      <w:lvlJc w:val="left"/>
-      <w:pPr>
-        <w:tabs>
-          <w:tab w:val="num" w:pos="3600"/>
-        </w:tabs>
-        <w:ind w:left="3600" w:hanging="360"/>
-      </w:pPr>
-    </w:lvl>
-    <w:lvl w:ilvl="5" w:tentative="1">
-      <w:start w:val="1"/>
-      <w:numFmt w:val="decimal"/>
-      <w:lvlText w:val="%6."/>
-      <w:lvlJc w:val="left"/>
-      <w:pPr>
-        <w:tabs>
-          <w:tab w:val="num" w:pos="4320"/>
-        </w:tabs>
-        <w:ind w:left="4320" w:hanging="360"/>
-      </w:pPr>
-    </w:lvl>
-    <w:lvl w:ilvl="6" w:tentative="1">
-      <w:start w:val="1"/>
-      <w:numFmt w:val="decimal"/>
-      <w:lvlText w:val="%7."/>
-      <w:lvlJc w:val="left"/>
-      <w:pPr>
-        <w:tabs>
-          <w:tab w:val="num" w:pos="5040"/>
-        </w:tabs>
-        <w:ind w:left="5040" w:hanging="360"/>
-      </w:pPr>
-    </w:lvl>
-    <w:lvl w:ilvl="7" w:tentative="1">
-      <w:start w:val="1"/>
-      <w:numFmt w:val="decimal"/>
-      <w:lvlText w:val="%8."/>
-      <w:lvlJc w:val="left"/>
-      <w:pPr>
-        <w:tabs>
-          <w:tab w:val="num" w:pos="5760"/>
-        </w:tabs>
-        <w:ind w:left="5760" w:hanging="360"/>
-      </w:pPr>
-    </w:lvl>
-    <w:lvl w:ilvl="8" w:tentative="1">
-      <w:start w:val="1"/>
-      <w:numFmt w:val="decimal"/>
-      <w:lvlText w:val="%9."/>
-      <w:lvlJc w:val="left"/>
-      <w:pPr>
-        <w:tabs>
-          <w:tab w:val="num" w:pos="6480"/>
-        </w:tabs>
-        <w:ind w:left="6480" w:hanging="360"/>
-      </w:pPr>
-    </w:lvl>
-  </w:abstractNum>
-  <w:abstractNum w:abstractNumId="3" w15:restartNumberingAfterBreak="0">
-    <w:nsid w:val="64D33EA9"/>
-    <w:multiLevelType w:val="multilevel"/>
-    <w:tmpl w:val="44FE3530"/>
-    <w:lvl w:ilvl="0">
-      <w:start w:val="1"/>
-      <w:numFmt w:val="bullet"/>
-      <w:lvlText w:val=""/>
-      <w:lvlJc w:val="left"/>
-      <w:pPr>
-        <w:tabs>
-          <w:tab w:val="num" w:pos="720"/>
-        </w:tabs>
-        <w:ind w:left="720" w:hanging="360"/>
-      </w:pPr>
-      <w:rPr>
-        <w:rFonts w:ascii="Symbol" w:hAnsi="Symbol" w:hint="default"/>
-        <w:sz w:val="20"/>
-      </w:rPr>
-    </w:lvl>
-    <w:lvl w:ilvl="1" w:tentative="1">
-      <w:start w:val="1"/>
-      <w:numFmt w:val="bullet"/>
-      <w:lvlText w:val="o"/>
-      <w:lvlJc w:val="left"/>
-      <w:pPr>
-        <w:tabs>
-          <w:tab w:val="num" w:pos="1440"/>
-        </w:tabs>
-        <w:ind w:left="1440" w:hanging="360"/>
-      </w:pPr>
-      <w:rPr>
-        <w:rFonts w:ascii="Courier New" w:hAnsi="Courier New" w:hint="default"/>
-        <w:sz w:val="20"/>
-      </w:rPr>
-    </w:lvl>
-    <w:lvl w:ilvl="2" w:tentative="1">
-      <w:start w:val="1"/>
-      <w:numFmt w:val="bullet"/>
-      <w:lvlText w:val=""/>
-      <w:lvlJc w:val="left"/>
-      <w:pPr>
-        <w:tabs>
-          <w:tab w:val="num" w:pos="2160"/>
-        </w:tabs>
-        <w:ind w:left="2160" w:hanging="360"/>
-      </w:pPr>
-      <w:rPr>
-        <w:rFonts w:ascii="Wingdings" w:hAnsi="Wingdings" w:hint="default"/>
-        <w:sz w:val="20"/>
-      </w:rPr>
-    </w:lvl>
-    <w:lvl w:ilvl="3" w:tentative="1">
-      <w:start w:val="1"/>
-      <w:numFmt w:val="bullet"/>
-      <w:lvlText w:val=""/>
-      <w:lvlJc w:val="left"/>
-      <w:pPr>
-        <w:tabs>
-          <w:tab w:val="num" w:pos="2880"/>
-        </w:tabs>
-        <w:ind w:left="2880" w:hanging="360"/>
-      </w:pPr>
-      <w:rPr>
-        <w:rFonts w:ascii="Wingdings" w:hAnsi="Wingdings" w:hint="default"/>
-        <w:sz w:val="20"/>
-      </w:rPr>
-    </w:lvl>
-    <w:lvl w:ilvl="4" w:tentative="1">
-      <w:start w:val="1"/>
-      <w:numFmt w:val="bullet"/>
-      <w:lvlText w:val=""/>
-      <w:lvlJc w:val="left"/>
-      <w:pPr>
-        <w:tabs>
-          <w:tab w:val="num" w:pos="3600"/>
-        </w:tabs>
-        <w:ind w:left="3600" w:hanging="360"/>
-      </w:pPr>
-      <w:rPr>
-        <w:rFonts w:ascii="Wingdings" w:hAnsi="Wingdings" w:hint="default"/>
-        <w:sz w:val="20"/>
-      </w:rPr>
-    </w:lvl>
-    <w:lvl w:ilvl="5" w:tentative="1">
-      <w:start w:val="1"/>
-      <w:numFmt w:val="bullet"/>
-      <w:lvlText w:val=""/>
-      <w:lvlJc w:val="left"/>
-      <w:pPr>
-        <w:tabs>
-          <w:tab w:val="num" w:pos="4320"/>
-        </w:tabs>
-        <w:ind w:left="4320" w:hanging="360"/>
-      </w:pPr>
-      <w:rPr>
-        <w:rFonts w:ascii="Wingdings" w:hAnsi="Wingdings" w:hint="default"/>
-        <w:sz w:val="20"/>
-      </w:rPr>
-    </w:lvl>
-    <w:lvl w:ilvl="6" w:tentative="1">
-      <w:start w:val="1"/>
-      <w:numFmt w:val="bullet"/>
-      <w:lvlText w:val=""/>
-      <w:lvlJc w:val="left"/>
-      <w:pPr>
-        <w:tabs>
-          <w:tab w:val="num" w:pos="5040"/>
-        </w:tabs>
-        <w:ind w:left="5040" w:hanging="360"/>
-      </w:pPr>
-      <w:rPr>
-        <w:rFonts w:ascii="Wingdings" w:hAnsi="Wingdings" w:hint="default"/>
-        <w:sz w:val="20"/>
-      </w:rPr>
-    </w:lvl>
-    <w:lvl w:ilvl="7" w:tentative="1">
-      <w:start w:val="1"/>
-      <w:numFmt w:val="bullet"/>
-      <w:lvlText w:val=""/>
-      <w:lvlJc w:val="left"/>
-      <w:pPr>
-        <w:tabs>
-          <w:tab w:val="num" w:pos="5760"/>
-        </w:tabs>
-        <w:ind w:left="5760" w:hanging="360"/>
-      </w:pPr>
-      <w:rPr>
-        <w:rFonts w:ascii="Wingdings" w:hAnsi="Wingdings" w:hint="default"/>
-        <w:sz w:val="20"/>
-      </w:rPr>
-    </w:lvl>
-    <w:lvl w:ilvl="8" w:tentative="1">
-      <w:start w:val="1"/>
-      <w:numFmt w:val="bullet"/>
-      <w:lvlText w:val=""/>
-      <w:lvlJc w:val="left"/>
-      <w:pPr>
-        <w:tabs>
-          <w:tab w:val="num" w:pos="6480"/>
-        </w:tabs>
-        <w:ind w:left="6480" w:hanging="360"/>
-      </w:pPr>
-      <w:rPr>
-        <w:rFonts w:ascii="Wingdings" w:hAnsi="Wingdings" w:hint="default"/>
-        <w:sz w:val="20"/>
-      </w:rPr>
-    </w:lvl>
-  </w:abstractNum>
-  <w:abstractNum w:abstractNumId="4" w15:restartNumberingAfterBreak="0">
     <w:nsid w:val="69750D11"/>
     <w:multiLevelType w:val="multilevel"/>
     <w:tmpl w:val="EE4EBA5E"/>
@@ -4837,7 +3242,7 @@
       </w:rPr>
     </w:lvl>
   </w:abstractNum>
-  <w:abstractNum w:abstractNumId="5" w15:restartNumberingAfterBreak="0">
+  <w:abstractNum w:abstractNumId="3" w15:restartNumberingAfterBreak="0">
     <w:nsid w:val="697A36D4"/>
     <w:multiLevelType w:val="multilevel"/>
     <w:tmpl w:val="43DA5414"/>
@@ -4986,7 +3391,7 @@
       </w:rPr>
     </w:lvl>
   </w:abstractNum>
-  <w:abstractNum w:abstractNumId="6" w15:restartNumberingAfterBreak="0">
+  <w:abstractNum w:abstractNumId="4" w15:restartNumberingAfterBreak="0">
     <w:nsid w:val="69C215FE"/>
     <w:multiLevelType w:val="multilevel"/>
     <w:tmpl w:val="DF4AB834"/>
@@ -5135,7 +3540,7 @@
       </w:rPr>
     </w:lvl>
   </w:abstractNum>
-  <w:abstractNum w:abstractNumId="7" w15:restartNumberingAfterBreak="0">
+  <w:abstractNum w:abstractNumId="5" w15:restartNumberingAfterBreak="0">
     <w:nsid w:val="7BBC3E7B"/>
     <w:multiLevelType w:val="multilevel"/>
     <w:tmpl w:val="6D00002A"/>
@@ -5285,28 +3690,22 @@
     </w:lvl>
   </w:abstractNum>
   <w:num w:numId="1" w16cid:durableId="1234198036">
-    <w:abstractNumId w:val="7"/>
+    <w:abstractNumId w:val="5"/>
   </w:num>
   <w:num w:numId="2" w16cid:durableId="767966675">
-    <w:abstractNumId w:val="4"/>
+    <w:abstractNumId w:val="2"/>
   </w:num>
   <w:num w:numId="3" w16cid:durableId="8413546">
     <w:abstractNumId w:val="0"/>
   </w:num>
   <w:num w:numId="4" w16cid:durableId="601843464">
-    <w:abstractNumId w:val="6"/>
+    <w:abstractNumId w:val="4"/>
   </w:num>
   <w:num w:numId="5" w16cid:durableId="115950823">
-    <w:abstractNumId w:val="5"/>
+    <w:abstractNumId w:val="3"/>
   </w:num>
   <w:num w:numId="6" w16cid:durableId="1348943583">
     <w:abstractNumId w:val="1"/>
-  </w:num>
-  <w:num w:numId="7" w16cid:durableId="1934123333">
-    <w:abstractNumId w:val="2"/>
-  </w:num>
-  <w:num w:numId="8" w16cid:durableId="1916360350">
-    <w:abstractNumId w:val="3"/>
   </w:num>
 </w:numbering>
 </file>
@@ -5911,6 +4310,7 @@
   <w:style w:type="character" w:default="1" w:styleId="Policepardfaut">
     <w:name w:val="Default Paragraph Font"/>
     <w:uiPriority w:val="1"/>
+    <w:semiHidden/>
     <w:unhideWhenUsed/>
   </w:style>
   <w:style w:type="table" w:default="1" w:styleId="TableauNormal">
@@ -6246,18 +4646,6 @@
       <w:shd w:val="clear" w:color="auto" w:fill="E1DFDD"/>
     </w:rPr>
   </w:style>
-  <w:style w:type="character" w:styleId="Lienhypertextesuivivisit">
-    <w:name w:val="FollowedHyperlink"/>
-    <w:basedOn w:val="Policepardfaut"/>
-    <w:uiPriority w:val="99"/>
-    <w:semiHidden/>
-    <w:unhideWhenUsed/>
-    <w:rsid w:val="00D066BB"/>
-    <w:rPr>
-      <w:color w:val="954F72" w:themeColor="followedHyperlink"/>
-      <w:u w:val="single"/>
-    </w:rPr>
-  </w:style>
 </w:styles>
 </file>
 
